--- a/기업/창업·법인/이사회 의사록.docx
+++ b/기업/창업·법인/이사회 의사록.docx
@@ -4,7 +4,7 @@
   <w:body>
     <w:p>
       <w:pPr>
-        <w:spacing w:after="31" w:before="0" w:line="312" w:lineRule="auto"/>
+        <w:spacing w:after="34" w:before="0" w:line="312" w:lineRule="auto"/>
         <w:jc w:val="center"/>
       </w:pPr>
       <w:r>
@@ -19,7 +19,7 @@
     </w:p>
     <w:p>
       <w:pPr>
-        <w:spacing w:after="78" w:before="0" w:line="312" w:lineRule="auto"/>
+        <w:spacing w:after="85" w:before="0" w:line="312" w:lineRule="auto"/>
         <w:jc w:val="left"/>
         <w:pBdr>
           <w:bottom w:val="single" w:sz="14" w:space="2" w:color="24384F"/>
@@ -50,7 +50,7 @@
       </w:tblGrid>
       <w:tr>
         <w:trPr>
-          <w:trHeight w:val="353" w:hRule="atLeast"/>
+          <w:trHeight w:val="385" w:hRule="atLeast"/>
         </w:trPr>
         <w:tc>
           <w:tcPr>
@@ -192,7 +192,7 @@
       </w:tr>
       <w:tr>
         <w:trPr>
-          <w:trHeight w:val="353" w:hRule="atLeast"/>
+          <w:trHeight w:val="385" w:hRule="atLeast"/>
         </w:trPr>
         <w:tc>
           <w:tcPr>
@@ -334,7 +334,7 @@
       </w:tr>
       <w:tr>
         <w:trPr>
-          <w:trHeight w:val="353" w:hRule="atLeast"/>
+          <w:trHeight w:val="385" w:hRule="atLeast"/>
         </w:trPr>
         <w:tc>
           <w:tcPr>
@@ -396,7 +396,7 @@
     </w:tbl>
     <w:p>
       <w:pPr>
-        <w:spacing w:after="31" w:before="0" w:line="312" w:lineRule="auto"/>
+        <w:spacing w:after="34" w:before="0" w:line="312" w:lineRule="auto"/>
         <w:jc w:val="left"/>
       </w:pPr>
       <w:r>
@@ -409,7 +409,7 @@
     </w:p>
     <w:p>
       <w:pPr>
-        <w:spacing w:after="31" w:before="62" w:line="312" w:lineRule="auto"/>
+        <w:spacing w:after="34" w:before="68" w:line="312" w:lineRule="auto"/>
         <w:jc w:val="left"/>
         <w:pBdr>
           <w:bottom w:val="single" w:sz="6" w:space="2" w:color="C9D2DD"/>
@@ -452,7 +452,7 @@
       </w:tblGrid>
       <w:tr>
         <w:trPr>
-          <w:trHeight w:val="353" w:hRule="atLeast"/>
+          <w:trHeight w:val="385" w:hRule="atLeast"/>
         </w:trPr>
         <w:tc>
           <w:tcPr>
@@ -625,7 +625,7 @@
       </w:tr>
       <w:tr>
         <w:trPr>
-          <w:trHeight w:val="353" w:hRule="atLeast"/>
+          <w:trHeight w:val="385" w:hRule="atLeast"/>
         </w:trPr>
         <w:tc>
           <w:tcPr>
@@ -789,7 +789,7 @@
       </w:tr>
       <w:tr>
         <w:trPr>
-          <w:trHeight w:val="353" w:hRule="atLeast"/>
+          <w:trHeight w:val="385" w:hRule="atLeast"/>
         </w:trPr>
         <w:tc>
           <w:tcPr>
@@ -954,7 +954,7 @@
     </w:tbl>
     <w:p>
       <w:pPr>
-        <w:spacing w:after="31" w:before="0" w:line="312" w:lineRule="auto"/>
+        <w:spacing w:after="34" w:before="0" w:line="312" w:lineRule="auto"/>
         <w:jc w:val="left"/>
       </w:pPr>
       <w:r>
@@ -967,7 +967,7 @@
     </w:p>
     <w:p>
       <w:pPr>
-        <w:spacing w:after="31" w:before="62" w:line="312" w:lineRule="auto"/>
+        <w:spacing w:after="34" w:before="68" w:line="312" w:lineRule="auto"/>
         <w:jc w:val="left"/>
         <w:pBdr>
           <w:bottom w:val="single" w:sz="6" w:space="2" w:color="C9D2DD"/>
@@ -1008,7 +1008,7 @@
       </w:tblGrid>
       <w:tr>
         <w:trPr>
-          <w:trHeight w:val="398" w:hRule="atLeast"/>
+          <w:trHeight w:val="433" w:hRule="atLeast"/>
         </w:trPr>
         <w:tc>
           <w:tcPr>
@@ -1129,7 +1129,7 @@
       </w:tr>
       <w:tr>
         <w:trPr>
-          <w:trHeight w:val="398" w:hRule="atLeast"/>
+          <w:trHeight w:val="433" w:hRule="atLeast"/>
         </w:trPr>
         <w:tc>
           <w:tcPr>
@@ -1145,7 +1145,7 @@
           <w:p>
             <w:pPr>
               <w:spacing w:after="0" w:line="312" w:lineRule="auto"/>
-              <w:jc w:val="left"/>
+              <w:jc w:val="center"/>
             </w:pPr>
             <w:r/>
             <w:r>
@@ -1171,7 +1171,7 @@
           <w:p>
             <w:pPr>
               <w:spacing w:after="0" w:line="312" w:lineRule="auto"/>
-              <w:jc w:val="left"/>
+              <w:jc w:val="center"/>
             </w:pPr>
             <w:r/>
             <w:r>
@@ -1197,7 +1197,7 @@
           <w:p>
             <w:pPr>
               <w:spacing w:after="0" w:line="312" w:lineRule="auto"/>
-              <w:jc w:val="left"/>
+              <w:jc w:val="center"/>
             </w:pPr>
             <w:r/>
             <w:r>
@@ -1223,7 +1223,7 @@
           <w:p>
             <w:pPr>
               <w:spacing w:after="0" w:line="312" w:lineRule="auto"/>
-              <w:jc w:val="left"/>
+              <w:jc w:val="center"/>
             </w:pPr>
             <w:r/>
             <w:r>
@@ -1238,7 +1238,7 @@
       </w:tr>
       <w:tr>
         <w:trPr>
-          <w:trHeight w:val="398" w:hRule="atLeast"/>
+          <w:trHeight w:val="433" w:hRule="atLeast"/>
         </w:trPr>
         <w:tc>
           <w:tcPr>
@@ -1254,7 +1254,7 @@
           <w:p>
             <w:pPr>
               <w:spacing w:after="0" w:line="312" w:lineRule="auto"/>
-              <w:jc w:val="left"/>
+              <w:jc w:val="center"/>
             </w:pPr>
             <w:r/>
             <w:r>
@@ -1280,7 +1280,7 @@
           <w:p>
             <w:pPr>
               <w:spacing w:after="0" w:line="312" w:lineRule="auto"/>
-              <w:jc w:val="left"/>
+              <w:jc w:val="center"/>
             </w:pPr>
             <w:r/>
             <w:r>
@@ -1306,7 +1306,7 @@
           <w:p>
             <w:pPr>
               <w:spacing w:after="0" w:line="312" w:lineRule="auto"/>
-              <w:jc w:val="left"/>
+              <w:jc w:val="center"/>
             </w:pPr>
             <w:r/>
             <w:r>
@@ -1332,7 +1332,7 @@
           <w:p>
             <w:pPr>
               <w:spacing w:after="0" w:line="312" w:lineRule="auto"/>
-              <w:jc w:val="left"/>
+              <w:jc w:val="center"/>
             </w:pPr>
             <w:r/>
             <w:r>
@@ -1347,7 +1347,7 @@
       </w:tr>
       <w:tr>
         <w:trPr>
-          <w:trHeight w:val="398" w:hRule="atLeast"/>
+          <w:trHeight w:val="433" w:hRule="atLeast"/>
         </w:trPr>
         <w:tc>
           <w:tcPr>
@@ -1363,7 +1363,7 @@
           <w:p>
             <w:pPr>
               <w:spacing w:after="0" w:line="312" w:lineRule="auto"/>
-              <w:jc w:val="left"/>
+              <w:jc w:val="center"/>
             </w:pPr>
             <w:r/>
             <w:r>
@@ -1389,7 +1389,7 @@
           <w:p>
             <w:pPr>
               <w:spacing w:after="0" w:line="312" w:lineRule="auto"/>
-              <w:jc w:val="left"/>
+              <w:jc w:val="center"/>
             </w:pPr>
             <w:r/>
             <w:r>
@@ -1415,7 +1415,7 @@
           <w:p>
             <w:pPr>
               <w:spacing w:after="0" w:line="312" w:lineRule="auto"/>
-              <w:jc w:val="left"/>
+              <w:jc w:val="center"/>
             </w:pPr>
             <w:r/>
             <w:r>
@@ -1441,7 +1441,7 @@
           <w:p>
             <w:pPr>
               <w:spacing w:after="0" w:line="312" w:lineRule="auto"/>
-              <w:jc w:val="left"/>
+              <w:jc w:val="center"/>
             </w:pPr>
             <w:r/>
             <w:r>
@@ -1456,7 +1456,7 @@
       </w:tr>
       <w:tr>
         <w:trPr>
-          <w:trHeight w:val="398" w:hRule="atLeast"/>
+          <w:trHeight w:val="433" w:hRule="atLeast"/>
         </w:trPr>
         <w:tc>
           <w:tcPr>
@@ -1472,7 +1472,7 @@
           <w:p>
             <w:pPr>
               <w:spacing w:after="0" w:line="312" w:lineRule="auto"/>
-              <w:jc w:val="left"/>
+              <w:jc w:val="center"/>
             </w:pPr>
             <w:r/>
             <w:r>
@@ -1498,7 +1498,7 @@
           <w:p>
             <w:pPr>
               <w:spacing w:after="0" w:line="312" w:lineRule="auto"/>
-              <w:jc w:val="left"/>
+              <w:jc w:val="center"/>
             </w:pPr>
             <w:r/>
             <w:r>
@@ -1524,7 +1524,7 @@
           <w:p>
             <w:pPr>
               <w:spacing w:after="0" w:line="312" w:lineRule="auto"/>
-              <w:jc w:val="left"/>
+              <w:jc w:val="center"/>
             </w:pPr>
             <w:r/>
             <w:r>
@@ -1550,7 +1550,7 @@
           <w:p>
             <w:pPr>
               <w:spacing w:after="0" w:line="312" w:lineRule="auto"/>
-              <w:jc w:val="left"/>
+              <w:jc w:val="center"/>
             </w:pPr>
             <w:r/>
             <w:r>
@@ -1566,7 +1566,7 @@
     </w:tbl>
     <w:p>
       <w:pPr>
-        <w:spacing w:after="31" w:before="0" w:line="312" w:lineRule="auto"/>
+        <w:spacing w:after="34" w:before="0" w:line="312" w:lineRule="auto"/>
         <w:jc w:val="left"/>
       </w:pPr>
       <w:r>
@@ -1579,7 +1579,7 @@
     </w:p>
     <w:p>
       <w:pPr>
-        <w:spacing w:after="31" w:before="0" w:line="312" w:lineRule="auto"/>
+        <w:spacing w:after="34" w:before="0" w:line="312" w:lineRule="auto"/>
         <w:jc w:val="left"/>
       </w:pPr>
       <w:r>
@@ -1605,7 +1605,7 @@
       </w:tblGrid>
       <w:tr>
         <w:trPr>
-          <w:trHeight w:val="1061" w:hRule="atLeast"/>
+          <w:trHeight w:val="1156" w:hRule="atLeast"/>
         </w:trPr>
         <w:tc>
           <w:tcPr>
@@ -1628,7 +1628,7 @@
               <w:rPr>
                 <w:rFonts w:ascii="Malgun Gothic" w:hAnsi="Malgun Gothic" w:eastAsia="Malgun Gothic" w:cs="Malgun Gothic"/>
                 <w:b w:val="0"/>
-                <w:sz w:val="20"/>
+                <w:sz w:val="19"/>
               </w:rPr>
             </w:r>
           </w:p>
@@ -1637,7 +1637,7 @@
     </w:tbl>
     <w:p>
       <w:pPr>
-        <w:spacing w:after="31" w:before="0" w:line="312" w:lineRule="auto"/>
+        <w:spacing w:after="34" w:before="0" w:line="312" w:lineRule="auto"/>
         <w:jc w:val="left"/>
       </w:pPr>
       <w:r>
@@ -1650,7 +1650,7 @@
     </w:p>
     <w:p>
       <w:pPr>
-        <w:spacing w:after="31" w:before="0" w:line="312" w:lineRule="auto"/>
+        <w:spacing w:after="34" w:before="0" w:line="312" w:lineRule="auto"/>
         <w:jc w:val="both"/>
       </w:pPr>
       <w:r>
@@ -1664,7 +1664,7 @@
     </w:p>
     <w:p>
       <w:pPr>
-        <w:spacing w:after="62" w:before="62" w:line="312" w:lineRule="auto"/>
+        <w:spacing w:after="68" w:before="68" w:line="312" w:lineRule="auto"/>
         <w:jc w:val="center"/>
       </w:pPr>
       <w:r>
@@ -1691,7 +1691,7 @@
       </w:tblGrid>
       <w:tr>
         <w:trPr>
-          <w:trHeight w:val="486" w:hRule="atLeast"/>
+          <w:trHeight w:val="530" w:hRule="atLeast"/>
         </w:trPr>
         <w:tc>
           <w:tcPr>
@@ -1783,7 +1783,7 @@
       </w:tr>
       <w:tr>
         <w:trPr>
-          <w:trHeight w:val="486" w:hRule="atLeast"/>
+          <w:trHeight w:val="530" w:hRule="atLeast"/>
         </w:trPr>
         <w:tc>
           <w:tcPr>
@@ -1799,7 +1799,7 @@
           <w:p>
             <w:pPr>
               <w:spacing w:after="0" w:line="312" w:lineRule="auto"/>
-              <w:jc w:val="left"/>
+              <w:jc w:val="center"/>
             </w:pPr>
             <w:r/>
             <w:r>
@@ -1825,7 +1825,7 @@
           <w:p>
             <w:pPr>
               <w:spacing w:after="0" w:line="312" w:lineRule="auto"/>
-              <w:jc w:val="left"/>
+              <w:jc w:val="center"/>
             </w:pPr>
             <w:r/>
             <w:r>
@@ -1851,7 +1851,7 @@
           <w:p>
             <w:pPr>
               <w:spacing w:after="0" w:line="312" w:lineRule="auto"/>
-              <w:jc w:val="left"/>
+              <w:jc w:val="center"/>
             </w:pPr>
             <w:r/>
             <w:r>
@@ -1866,7 +1866,7 @@
       </w:tr>
       <w:tr>
         <w:trPr>
-          <w:trHeight w:val="486" w:hRule="atLeast"/>
+          <w:trHeight w:val="530" w:hRule="atLeast"/>
         </w:trPr>
         <w:tc>
           <w:tcPr>
@@ -1882,7 +1882,7 @@
           <w:p>
             <w:pPr>
               <w:spacing w:after="0" w:line="312" w:lineRule="auto"/>
-              <w:jc w:val="left"/>
+              <w:jc w:val="center"/>
             </w:pPr>
             <w:r/>
             <w:r>
@@ -1908,7 +1908,7 @@
           <w:p>
             <w:pPr>
               <w:spacing w:after="0" w:line="312" w:lineRule="auto"/>
-              <w:jc w:val="left"/>
+              <w:jc w:val="center"/>
             </w:pPr>
             <w:r/>
             <w:r>
@@ -1934,7 +1934,7 @@
           <w:p>
             <w:pPr>
               <w:spacing w:after="0" w:line="312" w:lineRule="auto"/>
-              <w:jc w:val="left"/>
+              <w:jc w:val="center"/>
             </w:pPr>
             <w:r/>
             <w:r>
@@ -1949,7 +1949,7 @@
       </w:tr>
       <w:tr>
         <w:trPr>
-          <w:trHeight w:val="486" w:hRule="atLeast"/>
+          <w:trHeight w:val="530" w:hRule="atLeast"/>
         </w:trPr>
         <w:tc>
           <w:tcPr>
@@ -1965,7 +1965,7 @@
           <w:p>
             <w:pPr>
               <w:spacing w:after="0" w:line="312" w:lineRule="auto"/>
-              <w:jc w:val="left"/>
+              <w:jc w:val="center"/>
             </w:pPr>
             <w:r/>
             <w:r>
@@ -1991,7 +1991,7 @@
           <w:p>
             <w:pPr>
               <w:spacing w:after="0" w:line="312" w:lineRule="auto"/>
-              <w:jc w:val="left"/>
+              <w:jc w:val="center"/>
             </w:pPr>
             <w:r/>
             <w:r>
@@ -2017,7 +2017,7 @@
           <w:p>
             <w:pPr>
               <w:spacing w:after="0" w:line="312" w:lineRule="auto"/>
-              <w:jc w:val="left"/>
+              <w:jc w:val="center"/>
             </w:pPr>
             <w:r/>
             <w:r>
@@ -2032,7 +2032,7 @@
       </w:tr>
       <w:tr>
         <w:trPr>
-          <w:trHeight w:val="486" w:hRule="atLeast"/>
+          <w:trHeight w:val="530" w:hRule="atLeast"/>
         </w:trPr>
         <w:tc>
           <w:tcPr>
@@ -2048,7 +2048,7 @@
           <w:p>
             <w:pPr>
               <w:spacing w:after="0" w:line="312" w:lineRule="auto"/>
-              <w:jc w:val="left"/>
+              <w:jc w:val="center"/>
             </w:pPr>
             <w:r/>
             <w:r>
@@ -2074,7 +2074,7 @@
           <w:p>
             <w:pPr>
               <w:spacing w:after="0" w:line="312" w:lineRule="auto"/>
-              <w:jc w:val="left"/>
+              <w:jc w:val="center"/>
             </w:pPr>
             <w:r/>
             <w:r>
@@ -2100,7 +2100,7 @@
           <w:p>
             <w:pPr>
               <w:spacing w:after="0" w:line="312" w:lineRule="auto"/>
-              <w:jc w:val="left"/>
+              <w:jc w:val="center"/>
             </w:pPr>
             <w:r/>
             <w:r>
@@ -2116,7 +2116,7 @@
     </w:tbl>
     <w:p>
       <w:pPr>
-        <w:spacing w:after="31" w:before="0" w:line="312" w:lineRule="auto"/>
+        <w:spacing w:after="34" w:before="0" w:line="312" w:lineRule="auto"/>
         <w:jc w:val="left"/>
       </w:pPr>
       <w:r>
@@ -2129,7 +2129,7 @@
     </w:p>
     <w:p>
       <w:pPr>
-        <w:spacing w:after="0" w:before="47" w:line="312" w:lineRule="auto"/>
+        <w:spacing w:after="0" w:before="51" w:line="312" w:lineRule="auto"/>
         <w:jc w:val="left"/>
       </w:pPr>
       <w:r>
